--- a/submission_applied_nursing_research/11_Supplementary_File_3_Eligibility_Data_Management_Ethics.docx
+++ b/submission_applied_nursing_research/11_Supplementary_File_3_Eligibility_Data_Management_Ethics.docx
@@ -7339,7 +7339,7 @@
                 <w:color w:val="000000"/>
                 <w:sz w:val="20"/>
               </w:rPr>
-              <w:t>Context and participant characteristics are described in aggregate; categories containing one or two participants are combined (Table 1).</w:t>
+              <w:t>Context and participant characteristics are described in aggregate; selected demographic categories are combined (Table 1).</w:t>
               <w:br/>
               <w:t>Quotations are attributed only by participant and hospital code.</w:t>
               <w:br/>
